--- a/characters/piplup_statblock.docx
+++ b/characters/piplup_statblock.docx
@@ -38,7 +38,7 @@
           <w:color w:val="222222"/>
           <w:sz w:val="21"/>
         </w:rPr>
-        <w:t>The Water rift's companion and the roster's field medic.</w:t>
+        <w:t>The Water rift's companion: the one who stops it landing, then undoes what did.</w:t>
       </w:r>
     </w:p>
     <w:p>
@@ -519,31 +519,6 @@
                 <w:color w:val="222222"/>
                 <w:sz w:val="17"/>
               </w:rPr>
-              <w:t xml:space="preserve">Multiattack. </w:t>
-            </w:r>
-            <w:r>
-              <w:rPr>
-                <w:rFonts w:ascii="Georgia" w:hAnsi="Georgia" w:cs="Georgia"/>
-                <w:b w:val="0"/>
-                <w:i w:val="0"/>
-                <w:color w:val="222222"/>
-                <w:sz w:val="17"/>
-              </w:rPr>
-              <w:t>Piplup makes two Ice Beam attacks.</w:t>
-            </w:r>
-          </w:p>
-          <w:p>
-            <w:pPr>
-              <w:spacing w:after="20"/>
-            </w:pPr>
-            <w:r>
-              <w:rPr>
-                <w:rFonts w:ascii="Georgia" w:hAnsi="Georgia" w:cs="Georgia"/>
-                <w:b/>
-                <w:i/>
-                <w:color w:val="222222"/>
-                <w:sz w:val="17"/>
-              </w:rPr>
               <w:t xml:space="preserve">Ice Beam. </w:t>
             </w:r>
             <w:r>
@@ -564,7 +539,7 @@
                 <w:color w:val="222222"/>
                 <w:sz w:val="17"/>
               </w:rPr>
-              <w:t xml:space="preserve"> +6 to hit, range 60/120 ft., one target. </w:t>
+              <w:t xml:space="preserve"> +8 to hit, range 60/120 ft., one target. </w:t>
             </w:r>
             <w:r>
               <w:rPr>
@@ -584,7 +559,7 @@
                 <w:color w:val="222222"/>
                 <w:sz w:val="17"/>
               </w:rPr>
-              <w:t xml:space="preserve"> 10 (2d6 + 3) Cold damage, and the target's Speed drops by 20 feet until the end of its next turn (the slow doesn't stack).</w:t>
+              <w:t xml:space="preserve"> 10 (2d6 + 3) Cold damage, and the target's Speed drops by 10 feet until the end of its next turn (the slow doesn't stack).</w:t>
             </w:r>
           </w:p>
           <w:p>
@@ -634,7 +609,47 @@
                 <w:color w:val="222222"/>
                 <w:sz w:val="17"/>
               </w:rPr>
-              <w:t>Piplup breathes out a rolling bank of cool silver fog: a 20-foot-radius Sphere centered on a point he can see within 60 feet, Heavily Obscured for 1 minute or until a strong wind clears it. Piplup and his friends always know where each other are inside it; enemies do not.</w:t>
+              <w:t xml:space="preserve">Piplup breathes out a rolling bank of cool silver fog: a 20-foot-radius Sphere centered on a point he can see within 60 feet, lasting </w:t>
+            </w:r>
+            <w:r>
+              <w:rPr>
+                <w:rFonts w:ascii="Georgia" w:hAnsi="Georgia" w:cs="Georgia"/>
+                <w:b/>
+                <w:i w:val="0"/>
+                <w:color w:val="222222"/>
+                <w:sz w:val="17"/>
+              </w:rPr>
+              <w:t>3 rounds</w:t>
+            </w:r>
+            <w:r>
+              <w:rPr>
+                <w:rFonts w:ascii="Georgia" w:hAnsi="Georgia" w:cs="Georgia"/>
+                <w:b w:val="0"/>
+                <w:i w:val="0"/>
+                <w:color w:val="222222"/>
+                <w:sz w:val="17"/>
+              </w:rPr>
+              <w:t xml:space="preserve">. His friends always know where each other are inside it and nothing else does, so while in the fog </w:t>
+            </w:r>
+            <w:r>
+              <w:rPr>
+                <w:rFonts w:ascii="Georgia" w:hAnsi="Georgia" w:cs="Georgia"/>
+                <w:b/>
+                <w:i w:val="0"/>
+                <w:color w:val="222222"/>
+                <w:sz w:val="17"/>
+              </w:rPr>
+              <w:t>allies have Advantage on attack rolls, attacks against them have Disadvantage, and they can Disengage for free</w:t>
+            </w:r>
+            <w:r>
+              <w:rPr>
+                <w:rFonts w:ascii="Georgia" w:hAnsi="Georgia" w:cs="Georgia"/>
+                <w:b w:val="0"/>
+                <w:i w:val="0"/>
+                <w:color w:val="222222"/>
+                <w:sz w:val="17"/>
+              </w:rPr>
+              <w:t>.</w:t>
             </w:r>
           </w:p>
           <w:p>
@@ -664,7 +679,7 @@
                 <w:color w:val="222222"/>
                 <w:sz w:val="17"/>
               </w:rPr>
-              <w:t xml:space="preserve">Water Jet. </w:t>
+              <w:t xml:space="preserve">Mistguard. </w:t>
             </w:r>
             <w:r>
               <w:rPr>
@@ -684,7 +699,47 @@
                 <w:color w:val="222222"/>
                 <w:sz w:val="17"/>
               </w:rPr>
-              <w:t xml:space="preserve"> When a creature Piplup can see within 30 feet attacks one of his allies, a needle of high-pressure water snaps out: the attacker takes 7 (2d6) Bludgeoning damage and the triggering attack is made with Disadvantage.</w:t>
+              <w:t xml:space="preserve"> When a creature Piplup can see within 30 feet is hit by an attack, cold haze closes over it: that creature gains </w:t>
+            </w:r>
+            <w:r>
+              <w:rPr>
+                <w:rFonts w:ascii="Georgia" w:hAnsi="Georgia" w:cs="Georgia"/>
+                <w:b/>
+                <w:i w:val="0"/>
+                <w:color w:val="222222"/>
+                <w:sz w:val="17"/>
+              </w:rPr>
+              <w:t>+5 AC against that attack</w:t>
+            </w:r>
+            <w:r>
+              <w:rPr>
+                <w:rFonts w:ascii="Georgia" w:hAnsi="Georgia" w:cs="Georgia"/>
+                <w:b w:val="0"/>
+                <w:i w:val="0"/>
+                <w:color w:val="222222"/>
+                <w:sz w:val="17"/>
+              </w:rPr>
+              <w:t xml:space="preserve">, which may turn the hit into a miss. Decide </w:t>
+            </w:r>
+            <w:r>
+              <w:rPr>
+                <w:rFonts w:ascii="Georgia" w:hAnsi="Georgia" w:cs="Georgia"/>
+                <w:b/>
+                <w:i w:val="0"/>
+                <w:color w:val="222222"/>
+                <w:sz w:val="17"/>
+              </w:rPr>
+              <w:t>after the roll</w:t>
+            </w:r>
+            <w:r>
+              <w:rPr>
+                <w:rFonts w:ascii="Georgia" w:hAnsi="Georgia" w:cs="Georgia"/>
+                <w:b w:val="0"/>
+                <w:i w:val="0"/>
+                <w:color w:val="222222"/>
+                <w:sz w:val="17"/>
+              </w:rPr>
+              <w:t>, the way Lilly's Shield works.</w:t>
             </w:r>
           </w:p>
           <w:p>

--- a/characters/piplup_statblock.docx
+++ b/characters/piplup_statblock.docx
@@ -39,21 +39,6 @@
           <w:sz w:val="21"/>
         </w:rPr>
         <w:t>The Water rift's companion: the one who stops it landing, then undoes what did.</w:t>
-      </w:r>
-    </w:p>
-    <w:p>
-      <w:pPr>
-        <w:spacing w:after="80"/>
-      </w:pPr>
-      <w:r>
-        <w:rPr>
-          <w:rFonts w:ascii="Georgia" w:hAnsi="Georgia" w:cs="Georgia"/>
-          <w:b w:val="0"/>
-          <w:i/>
-          <w:color w:val="222222"/>
-          <w:sz w:val="21"/>
-        </w:rPr>
-        <w:t>The Undersea's gift, promised for the Water rift: a very small, very proud field medic. Piplup holds the backline, mends whoever is bleeding, shields whoever is next, and slows whatever comes wading in after them.</w:t>
       </w:r>
     </w:p>
     <w:tbl>

--- a/characters/piplup_statblock.docx
+++ b/characters/piplup_statblock.docx
@@ -504,6 +504,31 @@
                 <w:color w:val="222222"/>
                 <w:sz w:val="17"/>
               </w:rPr>
+              <w:t xml:space="preserve">Multiattack. </w:t>
+            </w:r>
+            <w:r>
+              <w:rPr>
+                <w:rFonts w:ascii="Georgia" w:hAnsi="Georgia" w:cs="Georgia"/>
+                <w:b w:val="0"/>
+                <w:i w:val="0"/>
+                <w:color w:val="222222"/>
+                <w:sz w:val="17"/>
+              </w:rPr>
+              <w:t>Piplup makes two Ice Beam attacks.</w:t>
+            </w:r>
+          </w:p>
+          <w:p>
+            <w:pPr>
+              <w:spacing w:after="20"/>
+            </w:pPr>
+            <w:r>
+              <w:rPr>
+                <w:rFonts w:ascii="Georgia" w:hAnsi="Georgia" w:cs="Georgia"/>
+                <w:b/>
+                <w:i/>
+                <w:color w:val="222222"/>
+                <w:sz w:val="17"/>
+              </w:rPr>
               <w:t xml:space="preserve">Ice Beam. </w:t>
             </w:r>
             <w:r>
@@ -584,7 +609,7 @@
                 <w:color w:val="222222"/>
                 <w:sz w:val="17"/>
               </w:rPr>
-              <w:t xml:space="preserve">Sea Mist (1/Day). </w:t>
+              <w:t xml:space="preserve">Sea Mist (2/Day). </w:t>
             </w:r>
             <w:r>
               <w:rPr>
